--- a/templates/民事案件-法人或其它组织/4授 权 委 托 书-（法人用）.docx
+++ b/templates/民事案件-法人或其它组织/4授 权 委 托 书-（法人用）.docx
@@ -56,7 +56,7 @@
           <w:rFonts w:hint="eastAsia"/>
           <w:sz w:val="30"/>
         </w:rPr>
-        <w:t>：{{二委托人}}</w:t>
+        <w:t>：{{_2委托人}}</w:t>
       </w:r>
     </w:p>
     <w:p>
@@ -73,7 +73,7 @@
           <w:rFonts w:hint="eastAsia"/>
           <w:sz w:val="30"/>
         </w:rPr>
-        <w:t>法定代表人：{{四法定代表人}}</w:t>
+        <w:t>法定代表人：{{_4法定代表人}}</w:t>
       </w:r>
     </w:p>
     <w:p>
@@ -115,7 +115,7 @@
           <w:u w:val="single"/>
           <w:lang w:val="en-US" w:eastAsia="zh-CN"/>
         </w:rPr>
-        <w:t>{{九相对方与第三人}}</w:t>
+        <w:t>{{_9相对方与第三人}}</w:t>
       </w:r>
       <w:r>
         <w:rPr>
@@ -145,408 +145,325 @@
           <w:sz w:val="30"/>
           <w:u w:val="single"/>
         </w:rPr>
-        <w:t>{{十案由}}</w:t>
+        <w:t>{{_10案由}}</w:t>
+      </w:r>
+      <w:r>
+        <w:rPr>
+          <w:sz w:val="30"/>
+          <w:u w:val="single"/>
+        </w:rPr>
+        <w:t xml:space="preserve"> </w:t>
+      </w:r>
+      <w:r>
+        <w:rPr>
+          <w:rFonts w:hint="eastAsia"/>
+          <w:sz w:val="30"/>
+        </w:rPr>
+        <w:t>一案，特委托：</w:t>
+      </w:r>
+    </w:p>
+    <w:p>
+      <w:pPr>
+        <w:pStyle w:val="2"/>
+        <w:ind w:firstLine="562" w:firstLineChars="200"/>
+        <w:rPr>
+          <w:sz w:val="30"/>
+          <w:u w:val="single"/>
+        </w:rPr>
+      </w:pPr>
+      <w:r>
+        <w:rPr>
+          <w:rFonts w:hint="eastAsia"/>
+          <w:b/>
+        </w:rPr>
+        <w:t>受委托人</w:t>
+      </w:r>
+      <w:r>
+        <w:rPr>
+          <w:rFonts w:hint="eastAsia"/>
+          <w:sz w:val="30"/>
+          <w:szCs w:val="30"/>
+          <w:u w:val="single"/>
+        </w:rPr>
+        <w:t xml:space="preserve"> {{_15受委托人1}} </w:t>
+      </w:r>
+      <w:r>
+        <w:rPr>
+          <w:rFonts w:hint="eastAsia"/>
+          <w:sz w:val="30"/>
+        </w:rPr>
+        <w:t>联系电话：</w:t>
+      </w:r>
+      <w:r>
+        <w:rPr>
+          <w:rFonts w:hint="eastAsia"/>
+          <w:sz w:val="30"/>
+          <w:u w:val="single"/>
+        </w:rPr>
+        <w:t xml:space="preserve"> {{_15受委托人1电话}} </w:t>
+      </w:r>
+    </w:p>
+    <w:p>
+      <w:pPr>
+        <w:pStyle w:val="2"/>
+        <w:ind w:firstLine="600" w:firstLineChars="200"/>
+        <w:rPr>
+          <w:rFonts w:hint="default" w:eastAsia="SimSun"/>
+          <w:sz w:val="30"/>
+          <w:u w:val="single"/>
+          <w:lang w:val="en-US" w:eastAsia="zh-CN"/>
+        </w:rPr>
+      </w:pPr>
+      <w:r>
+        <w:rPr>
+          <w:rFonts w:hint="eastAsia"/>
+          <w:sz w:val="30"/>
+          <w:u w:val="none"/>
+          <w:lang w:val="en-US" w:eastAsia="zh-CN"/>
+        </w:rPr>
+        <w:t>工作单位及职务：</w:t>
+      </w:r>
+      <w:r>
+        <w:rPr>
+          <w:rFonts w:hint="eastAsia"/>
+          <w:sz w:val="30"/>
+          <w:u w:val="single"/>
+        </w:rPr>
+        <w:t xml:space="preserve"> </w:t>
+      </w:r>
+      <w:r>
+        <w:rPr>
+          <w:rFonts w:hint="eastAsia"/>
+          <w:sz w:val="30"/>
+          <w:u w:val="single"/>
+          <w:lang w:val="en-US" w:eastAsia="zh-CN"/>
+        </w:rPr>
+        <w:t>北京市盈科（青岛）律师事务所 律师</w:t>
+      </w:r>
+      <w:r>
+        <w:rPr>
+          <w:rFonts w:hint="eastAsia"/>
+          <w:sz w:val="30"/>
+          <w:u w:val="single"/>
+        </w:rPr>
+        <w:t xml:space="preserve"> </w:t>
+      </w:r>
+    </w:p>
+    <w:p>
+      <w:pPr>
+        <w:pStyle w:val="2"/>
+        <w:ind w:firstLine="562" w:firstLineChars="200"/>
+        <w:rPr>
+          <w:sz w:val="30"/>
+          <w:u w:val="single"/>
+        </w:rPr>
+      </w:pPr>
+      <w:r>
+        <w:rPr>
+          <w:rFonts w:hint="eastAsia"/>
+          <w:b/>
+        </w:rPr>
+        <w:t>受委托人</w:t>
+      </w:r>
+      <w:r>
+        <w:rPr>
+          <w:rFonts w:hint="eastAsia"/>
+          <w:sz w:val="30"/>
+          <w:szCs w:val="30"/>
+          <w:u w:val="single"/>
+        </w:rPr>
+        <w:t xml:space="preserve"> {{_15受委托人2}} </w:t>
+      </w:r>
+      <w:r>
+        <w:rPr>
+          <w:rFonts w:hint="eastAsia"/>
+          <w:sz w:val="30"/>
+        </w:rPr>
+        <w:t>联系电话：</w:t>
+      </w:r>
+      <w:r>
+        <w:rPr>
+          <w:rFonts w:hint="eastAsia"/>
+          <w:sz w:val="30"/>
+          <w:u w:val="single"/>
+        </w:rPr>
+        <w:t xml:space="preserve"> {{_15受委托人2电话}} </w:t>
+      </w:r>
+    </w:p>
+    <w:p>
+      <w:pPr>
+        <w:pStyle w:val="2"/>
+        <w:ind w:firstLine="600" w:firstLineChars="200"/>
+        <w:rPr>
+          <w:sz w:val="30"/>
+          <w:u w:val="single"/>
+        </w:rPr>
+      </w:pPr>
+      <w:r>
+        <w:rPr>
+          <w:rFonts w:hint="eastAsia"/>
+          <w:sz w:val="30"/>
+          <w:u w:val="none"/>
+          <w:lang w:val="en-US" w:eastAsia="zh-CN"/>
+        </w:rPr>
+        <w:t>工作单位及职务：</w:t>
+      </w:r>
+      <w:r>
+        <w:rPr>
+          <w:rFonts w:hint="eastAsia"/>
+          <w:sz w:val="30"/>
+          <w:u w:val="single"/>
+        </w:rPr>
+        <w:t xml:space="preserve"> </w:t>
+      </w:r>
+      <w:r>
+        <w:rPr>
+          <w:rFonts w:hint="eastAsia"/>
+          <w:sz w:val="30"/>
+          <w:u w:val="single"/>
+          <w:lang w:val="en-US" w:eastAsia="zh-CN"/>
+        </w:rPr>
+        <w:t>北京市盈科（青岛）律师事务所 律师</w:t>
+      </w:r>
+      <w:r>
+        <w:rPr>
+          <w:rFonts w:hint="eastAsia"/>
+          <w:sz w:val="30"/>
+          <w:u w:val="single"/>
+        </w:rPr>
+        <w:t xml:space="preserve"> </w:t>
+      </w:r>
+    </w:p>
+    <w:p>
+      <w:pPr>
+        <w:pStyle w:val="2"/>
+        <w:rPr>
+          <w:sz w:val="30"/>
+          <w:u w:val="single"/>
+        </w:rPr>
+      </w:pPr>
+      <w:r>
+        <w:rPr>
+          <w:rFonts w:hint="eastAsia"/>
+          <w:sz w:val="30"/>
+          <w:lang w:val="en-US" w:eastAsia="zh-CN"/>
+        </w:rPr>
+        <w:t>作为本案代理人。</w:t>
+      </w:r>
+    </w:p>
+    <w:p>
+      <w:pPr>
+        <w:pStyle w:val="2"/>
+        <w:ind w:firstLine="600" w:firstLineChars="200"/>
+        <w:rPr>
+          <w:sz w:val="30"/>
+          <w:u w:val="single"/>
+        </w:rPr>
+      </w:pPr>
+    </w:p>
+    <w:p>
+      <w:pPr>
+        <w:pStyle w:val="2"/>
+        <w:ind w:firstLine="602" w:firstLineChars="200"/>
+        <w:rPr>
+          <w:rFonts w:hint="eastAsia"/>
+          <w:sz w:val="30"/>
+          <w:u w:val="single"/>
+        </w:rPr>
+      </w:pPr>
+      <w:r>
+        <w:rPr>
+          <w:rFonts w:hint="eastAsia"/>
+          <w:b/>
+          <w:sz w:val="30"/>
+        </w:rPr>
+        <w:t>委托代理权限</w:t>
+      </w:r>
+      <w:r>
+        <w:rPr>
+          <w:rFonts w:hint="eastAsia"/>
+          <w:sz w:val="30"/>
+        </w:rPr>
+        <w:t>为：</w:t>
+      </w:r>
+      <w:r>
+        <w:rPr>
+          <w:rFonts w:hint="eastAsia"/>
+          <w:sz w:val="30"/>
+          <w:u w:val="single"/>
+        </w:rPr>
+        <w:t xml:space="preserve"> </w:t>
+      </w:r>
+      <w:r>
+        <w:rPr>
+          <w:rFonts w:hint="eastAsia"/>
+          <w:sz w:val="30"/>
+          <w:u w:val="single"/>
+          <w:lang w:val="en-US" w:eastAsia="zh-CN"/>
+        </w:rPr>
+        <w:t>B</w:t>
+      </w:r>
+      <w:r>
+        <w:rPr>
+          <w:rFonts w:hint="eastAsia"/>
+          <w:sz w:val="30"/>
+          <w:u w:val="single"/>
+        </w:rPr>
+        <w:t xml:space="preserve"> </w:t>
+      </w:r>
+    </w:p>
+    <w:p>
+      <w:pPr>
+        <w:pStyle w:val="2"/>
+        <w:ind w:firstLine="600" w:firstLineChars="200"/>
+        <w:rPr>
+          <w:rFonts w:hint="eastAsia"/>
+          <w:sz w:val="30"/>
+        </w:rPr>
+      </w:pPr>
+      <w:r>
+        <w:rPr>
+          <w:rFonts w:hint="eastAsia"/>
+          <w:sz w:val="30"/>
+        </w:rPr>
+        <w:t>A、</w:t>
+      </w:r>
+      <w:r>
+        <w:rPr>
+          <w:rFonts w:hint="eastAsia"/>
+          <w:sz w:val="30"/>
+          <w:u w:val="single"/>
+        </w:rPr>
+        <w:t>一般代理</w:t>
+      </w:r>
+      <w:r>
+        <w:rPr>
+          <w:rFonts w:hint="eastAsia"/>
+          <w:sz w:val="30"/>
+        </w:rPr>
+        <w:t xml:space="preserve"> ：参与诉讼、调解，提供法律帮助。   </w:t>
+      </w:r>
+    </w:p>
+    <w:p>
+      <w:pPr>
+        <w:pStyle w:val="2"/>
+        <w:ind w:firstLine="600" w:firstLineChars="200"/>
+        <w:rPr>
+          <w:rFonts w:hint="eastAsia"/>
+          <w:sz w:val="30"/>
+          <w:u w:val="none"/>
+        </w:rPr>
+      </w:pPr>
+      <w:r>
+        <w:rPr>
+          <w:rFonts w:hint="eastAsia"/>
+          <w:sz w:val="30"/>
+          <w:u w:val="none"/>
+        </w:rPr>
+        <w:t>或者</w:t>
       </w:r>
       <w:bookmarkStart w:id="0" w:name="_GoBack"/>
       <w:bookmarkEnd w:id="0"/>
-      <w:r>
-        <w:rPr>
-          <w:sz w:val="30"/>
-          <w:u w:val="single"/>
-        </w:rPr>
-        <w:t xml:space="preserve"> </w:t>
-      </w:r>
-      <w:r>
-        <w:rPr>
-          <w:rFonts w:hint="eastAsia"/>
-          <w:sz w:val="30"/>
-        </w:rPr>
-        <w:t>一案，特委托：</w:t>
-      </w:r>
-    </w:p>
-    <w:p>
-      <w:pPr>
-        <w:pStyle w:val="2"/>
-        <w:ind w:firstLine="562" w:firstLineChars="200"/>
-        <w:rPr>
-          <w:sz w:val="30"/>
-          <w:u w:val="single"/>
-        </w:rPr>
-      </w:pPr>
-      <w:r>
-        <w:rPr>
-          <w:rFonts w:hint="eastAsia"/>
-          <w:b/>
-        </w:rPr>
-        <w:t>受委托人</w:t>
-      </w:r>
-      <w:r>
-        <w:rPr>
-          <w:rFonts w:hint="eastAsia"/>
-          <w:u w:val="single"/>
-        </w:rPr>
-        <w:t xml:space="preserve">  </w:t>
-      </w:r>
-      <w:r>
-        <w:rPr>
-          <w:rFonts w:hint="eastAsia"/>
-          <w:u w:val="single"/>
-          <w:lang w:val="en-US" w:eastAsia="zh-CN"/>
-        </w:rPr>
-        <w:t xml:space="preserve">   </w:t>
-      </w:r>
-      <w:r>
-        <w:rPr>
-          <w:rFonts w:hint="eastAsia"/>
-          <w:u w:val="single"/>
-        </w:rPr>
-        <w:t xml:space="preserve">   </w:t>
-      </w:r>
-      <w:r>
-        <w:rPr>
-          <w:rFonts w:hint="eastAsia"/>
-          <w:sz w:val="30"/>
-        </w:rPr>
-        <w:t>联系电话：</w:t>
-      </w:r>
-      <w:r>
-        <w:rPr>
-          <w:rFonts w:hint="eastAsia"/>
-          <w:sz w:val="30"/>
-          <w:u w:val="single"/>
-        </w:rPr>
-        <w:t xml:space="preserve">                 </w:t>
-      </w:r>
-      <w:r>
-        <w:rPr>
-          <w:rFonts w:hint="eastAsia"/>
-          <w:sz w:val="30"/>
-          <w:u w:val="single"/>
-          <w:lang w:val="en-US" w:eastAsia="zh-CN"/>
-        </w:rPr>
-        <w:t xml:space="preserve">  </w:t>
-      </w:r>
-      <w:r>
-        <w:rPr>
-          <w:sz w:val="30"/>
-          <w:u w:val="single"/>
-        </w:rPr>
-        <w:t xml:space="preserve">  </w:t>
-      </w:r>
-    </w:p>
-    <w:p>
-      <w:pPr>
-        <w:pStyle w:val="2"/>
-        <w:ind w:firstLine="600" w:firstLineChars="200"/>
-        <w:rPr>
-          <w:rFonts w:hint="default" w:eastAsia="SimSun"/>
-          <w:sz w:val="30"/>
-          <w:u w:val="single"/>
-          <w:lang w:val="en-US" w:eastAsia="zh-CN"/>
-        </w:rPr>
-      </w:pPr>
-      <w:r>
-        <w:rPr>
-          <w:rFonts w:hint="eastAsia"/>
-          <w:sz w:val="30"/>
-          <w:u w:val="none"/>
-          <w:lang w:val="en-US" w:eastAsia="zh-CN"/>
-        </w:rPr>
-        <w:t>工作单位及职务：</w:t>
-      </w:r>
-      <w:r>
-        <w:rPr>
-          <w:rFonts w:hint="eastAsia"/>
-          <w:sz w:val="30"/>
-          <w:u w:val="single"/>
-        </w:rPr>
-        <w:t xml:space="preserve">                        </w:t>
-      </w:r>
-      <w:r>
-        <w:rPr>
-          <w:rFonts w:hint="eastAsia"/>
-          <w:sz w:val="30"/>
-          <w:u w:val="single"/>
-          <w:lang w:val="en-US" w:eastAsia="zh-CN"/>
-        </w:rPr>
-        <w:t xml:space="preserve"> </w:t>
-      </w:r>
-      <w:r>
-        <w:rPr>
-          <w:rFonts w:hint="eastAsia"/>
-          <w:sz w:val="30"/>
-          <w:u w:val="single"/>
-        </w:rPr>
-        <w:t xml:space="preserve"> </w:t>
-      </w:r>
-      <w:r>
-        <w:rPr>
-          <w:rFonts w:hint="eastAsia"/>
-          <w:sz w:val="30"/>
-          <w:u w:val="single"/>
-          <w:lang w:val="en-US" w:eastAsia="zh-CN"/>
-        </w:rPr>
-        <w:t xml:space="preserve"> </w:t>
-      </w:r>
-      <w:r>
-        <w:rPr>
-          <w:rFonts w:hint="eastAsia"/>
-          <w:sz w:val="30"/>
-          <w:u w:val="single"/>
-        </w:rPr>
-        <w:t xml:space="preserve">   </w:t>
-      </w:r>
-    </w:p>
-    <w:p>
-      <w:pPr>
-        <w:pStyle w:val="2"/>
-        <w:ind w:firstLine="562" w:firstLineChars="200"/>
-        <w:rPr>
-          <w:sz w:val="30"/>
-          <w:u w:val="single"/>
-        </w:rPr>
-      </w:pPr>
-      <w:r>
-        <w:rPr>
-          <w:rFonts w:hint="eastAsia"/>
-          <w:b/>
-        </w:rPr>
-        <w:t>受委托人</w:t>
-      </w:r>
-      <w:r>
-        <w:rPr>
-          <w:rFonts w:hint="eastAsia"/>
-          <w:u w:val="single"/>
-        </w:rPr>
-        <w:t xml:space="preserve">    </w:t>
-      </w:r>
-      <w:r>
-        <w:rPr>
-          <w:rFonts w:hint="eastAsia"/>
-          <w:u w:val="single"/>
-          <w:lang w:val="en-US" w:eastAsia="zh-CN"/>
-        </w:rPr>
-        <w:t xml:space="preserve"> </w:t>
-      </w:r>
-      <w:r>
-        <w:rPr>
-          <w:rFonts w:hint="eastAsia"/>
-          <w:u w:val="single"/>
-        </w:rPr>
-        <w:t xml:space="preserve">   </w:t>
-      </w:r>
-      <w:r>
-        <w:rPr>
-          <w:rFonts w:hint="eastAsia"/>
-          <w:sz w:val="30"/>
-        </w:rPr>
-        <w:t>联系电话：</w:t>
-      </w:r>
-      <w:r>
-        <w:rPr>
-          <w:rFonts w:hint="eastAsia"/>
-          <w:sz w:val="30"/>
-          <w:u w:val="single"/>
-        </w:rPr>
-        <w:t xml:space="preserve">                </w:t>
-      </w:r>
-      <w:r>
-        <w:rPr>
-          <w:rFonts w:hint="eastAsia"/>
-          <w:sz w:val="30"/>
-          <w:u w:val="single"/>
-          <w:lang w:val="en-US" w:eastAsia="zh-CN"/>
-        </w:rPr>
-        <w:t xml:space="preserve">  </w:t>
-      </w:r>
-      <w:r>
-        <w:rPr>
-          <w:rFonts w:hint="eastAsia"/>
-          <w:sz w:val="30"/>
-          <w:u w:val="single"/>
-        </w:rPr>
-        <w:t xml:space="preserve"> </w:t>
-      </w:r>
-      <w:r>
-        <w:rPr>
-          <w:sz w:val="30"/>
-          <w:u w:val="single"/>
-        </w:rPr>
-        <w:t xml:space="preserve">  </w:t>
-      </w:r>
-    </w:p>
-    <w:p>
-      <w:pPr>
-        <w:pStyle w:val="2"/>
-        <w:ind w:firstLine="600" w:firstLineChars="200"/>
-        <w:rPr>
-          <w:sz w:val="30"/>
-          <w:u w:val="single"/>
-        </w:rPr>
-      </w:pPr>
-      <w:r>
-        <w:rPr>
-          <w:rFonts w:hint="eastAsia"/>
-          <w:sz w:val="30"/>
-          <w:u w:val="none"/>
-          <w:lang w:val="en-US" w:eastAsia="zh-CN"/>
-        </w:rPr>
-        <w:t>工作单位及职务：</w:t>
-      </w:r>
-      <w:r>
-        <w:rPr>
-          <w:rFonts w:hint="eastAsia"/>
-          <w:sz w:val="30"/>
-          <w:u w:val="single"/>
-        </w:rPr>
-        <w:t xml:space="preserve">                        </w:t>
-      </w:r>
-      <w:r>
-        <w:rPr>
-          <w:rFonts w:hint="eastAsia"/>
-          <w:sz w:val="30"/>
-          <w:u w:val="single"/>
-          <w:lang w:val="en-US" w:eastAsia="zh-CN"/>
-        </w:rPr>
-        <w:t xml:space="preserve"> </w:t>
-      </w:r>
-      <w:r>
-        <w:rPr>
-          <w:rFonts w:hint="eastAsia"/>
-          <w:sz w:val="30"/>
-          <w:u w:val="single"/>
-        </w:rPr>
-        <w:t xml:space="preserve"> </w:t>
-      </w:r>
-      <w:r>
-        <w:rPr>
-          <w:rFonts w:hint="eastAsia"/>
-          <w:sz w:val="30"/>
-          <w:u w:val="single"/>
-          <w:lang w:val="en-US" w:eastAsia="zh-CN"/>
-        </w:rPr>
-        <w:t xml:space="preserve"> </w:t>
-      </w:r>
-      <w:r>
-        <w:rPr>
-          <w:rFonts w:hint="eastAsia"/>
-          <w:sz w:val="30"/>
-          <w:u w:val="single"/>
-        </w:rPr>
-        <w:t xml:space="preserve">   </w:t>
-      </w:r>
-    </w:p>
-    <w:p>
-      <w:pPr>
-        <w:pStyle w:val="2"/>
-        <w:rPr>
-          <w:sz w:val="30"/>
-          <w:u w:val="single"/>
-        </w:rPr>
-      </w:pPr>
-      <w:r>
-        <w:rPr>
-          <w:rFonts w:hint="eastAsia"/>
-          <w:sz w:val="30"/>
-          <w:lang w:val="en-US" w:eastAsia="zh-CN"/>
-        </w:rPr>
-        <w:t>作为本案代理人。</w:t>
-      </w:r>
-    </w:p>
-    <w:p>
-      <w:pPr>
-        <w:pStyle w:val="2"/>
-        <w:ind w:firstLine="600" w:firstLineChars="200"/>
-        <w:rPr>
-          <w:sz w:val="30"/>
-          <w:u w:val="single"/>
-        </w:rPr>
-      </w:pPr>
-    </w:p>
-    <w:p>
-      <w:pPr>
-        <w:pStyle w:val="2"/>
-        <w:ind w:firstLine="602" w:firstLineChars="200"/>
-        <w:rPr>
-          <w:rFonts w:hint="eastAsia"/>
-          <w:sz w:val="30"/>
-          <w:u w:val="single"/>
-        </w:rPr>
-      </w:pPr>
-      <w:r>
-        <w:rPr>
-          <w:rFonts w:hint="eastAsia"/>
-          <w:b/>
-          <w:sz w:val="30"/>
-        </w:rPr>
-        <w:t>委托代理权限</w:t>
-      </w:r>
-      <w:r>
-        <w:rPr>
-          <w:rFonts w:hint="eastAsia"/>
-          <w:sz w:val="30"/>
-        </w:rPr>
-        <w:t>为：</w:t>
-      </w:r>
-      <w:r>
-        <w:rPr>
-          <w:rFonts w:hint="eastAsia"/>
-          <w:sz w:val="30"/>
-          <w:u w:val="single"/>
-        </w:rPr>
-        <w:t xml:space="preserve">           </w:t>
-      </w:r>
-    </w:p>
-    <w:p>
-      <w:pPr>
-        <w:pStyle w:val="2"/>
-        <w:ind w:firstLine="600" w:firstLineChars="200"/>
-        <w:rPr>
-          <w:rFonts w:hint="eastAsia"/>
-          <w:sz w:val="30"/>
-        </w:rPr>
-      </w:pPr>
-      <w:r>
-        <w:rPr>
-          <w:rFonts w:hint="eastAsia"/>
-          <w:sz w:val="30"/>
-        </w:rPr>
-        <w:t>A、</w:t>
-      </w:r>
-      <w:r>
-        <w:rPr>
-          <w:rFonts w:hint="eastAsia"/>
-          <w:sz w:val="30"/>
-          <w:u w:val="single"/>
-        </w:rPr>
-        <w:t>一般代理</w:t>
-      </w:r>
-      <w:r>
-        <w:rPr>
-          <w:rFonts w:hint="eastAsia"/>
-          <w:sz w:val="30"/>
-        </w:rPr>
-        <w:t xml:space="preserve"> ：参与诉讼、调解，提供法律帮助。   </w:t>
-      </w:r>
-    </w:p>
-    <w:p>
-      <w:pPr>
-        <w:pStyle w:val="2"/>
-        <w:ind w:firstLine="600" w:firstLineChars="200"/>
-        <w:rPr>
-          <w:rFonts w:hint="eastAsia"/>
-          <w:sz w:val="30"/>
-          <w:u w:val="none"/>
-        </w:rPr>
-      </w:pPr>
-      <w:r>
-        <w:rPr>
-          <w:rFonts w:hint="eastAsia"/>
-          <w:sz w:val="30"/>
-          <w:u w:val="none"/>
-        </w:rPr>
-        <w:t>或者</w:t>
-      </w:r>
     </w:p>
     <w:p>
       <w:pPr>
@@ -694,7 +611,7 @@
           <w:u w:val="none"/>
           <w:lang w:val="en-US" w:eastAsia="zh-CN"/>
         </w:rPr>
-        <w:t>{{一委托日期}}</w:t>
+        <w:t>{{_1委托日期}}</w:t>
       </w:r>
     </w:p>
     <w:sectPr>
@@ -784,7 +701,7 @@
     <w:lsdException w:unhideWhenUsed="0" w:uiPriority="0" w:semiHidden="0" w:name="Closing"/>
     <w:lsdException w:unhideWhenUsed="0" w:uiPriority="0" w:semiHidden="0" w:name="Signature"/>
     <w:lsdException w:unhideWhenUsed="0" w:uiPriority="0" w:name="Default Paragraph Font"/>
-    <w:lsdException w:unhideWhenUsed="0" w:uiPriority="0" w:semiHidden="0" w:name="Body Text"/>
+    <w:lsdException w:qFormat="1" w:unhideWhenUsed="0" w:uiPriority="0" w:semiHidden="0" w:name="Body Text"/>
     <w:lsdException w:unhideWhenUsed="0" w:uiPriority="0" w:semiHidden="0" w:name="Body Text Indent"/>
     <w:lsdException w:unhideWhenUsed="0" w:uiPriority="0" w:semiHidden="0" w:name="List Continue"/>
     <w:lsdException w:unhideWhenUsed="0" w:uiPriority="0" w:semiHidden="0" w:name="List Continue 2"/>
@@ -1004,6 +921,7 @@
   <w:style w:type="paragraph" w:styleId="2">
     <w:name w:val="Body Text"/>
     <w:basedOn w:val="1"/>
+    <w:qFormat/>
     <w:uiPriority w:val="0"/>
     <w:rPr>
       <w:sz w:val="28"/>
@@ -1063,6 +981,7 @@
   <w:style w:type="character" w:customStyle="1" w:styleId="8">
     <w:name w:val="页眉 Char"/>
     <w:link w:val="4"/>
+    <w:qFormat/>
     <w:uiPriority w:val="0"/>
     <w:rPr>
       <w:kern w:val="2"/>
